--- a/Java/Avdhut Madhavi C-60 TU3S2627005 Exp2.docx
+++ b/Java/Avdhut Madhavi C-60 TU3S2627005 Exp2.docx
@@ -80,7 +80,14 @@
           <w:sz w:val="22"/>
           <w:szCs w:val="22"/>
         </w:rPr>
-        <w:t>C-60</w:t>
+        <w:t>C-6</w:t>
+      </w:r>
+      <w:r>
+        <w:rPr>
+          <w:sz w:val="22"/>
+          <w:szCs w:val="22"/>
+        </w:rPr>
+        <w:t>0</w:t>
       </w:r>
     </w:p>
     <w:p>
@@ -433,23 +440,13 @@
           <w:lang w:val="en-IN"/>
         </w:rPr>
       </w:pPr>
-      <w:proofErr w:type="spellStart"/>
-      <w:r>
-        <w:rPr>
-          <w:sz w:val="22"/>
-          <w:szCs w:val="22"/>
-          <w:lang w:val="en-IN"/>
-        </w:rPr>
-        <w:t>javac</w:t>
-      </w:r>
-      <w:proofErr w:type="spellEnd"/>
-      <w:r>
-        <w:rPr>
-          <w:sz w:val="22"/>
-          <w:szCs w:val="22"/>
-          <w:lang w:val="en-IN"/>
-        </w:rPr>
-        <w:t xml:space="preserve"> HealthMetrics.java</w:t>
+      <w:r>
+        <w:rPr>
+          <w:sz w:val="22"/>
+          <w:szCs w:val="22"/>
+          <w:lang w:val="en-IN"/>
+        </w:rPr>
+        <w:t>javac HealthMetrics.java</w:t>
       </w:r>
     </w:p>
     <w:p>
@@ -496,18 +493,8 @@
           <w:szCs w:val="22"/>
           <w:lang w:val="en-IN"/>
         </w:rPr>
-        <w:t xml:space="preserve">java </w:t>
-      </w:r>
-      <w:proofErr w:type="spellStart"/>
-      <w:r>
-        <w:rPr>
-          <w:sz w:val="22"/>
-          <w:szCs w:val="22"/>
-          <w:lang w:val="en-IN"/>
-        </w:rPr>
-        <w:t>HealthMetrics</w:t>
-      </w:r>
-      <w:proofErr w:type="spellEnd"/>
+        <w:t>java HealthMetrics</w:t>
+      </w:r>
     </w:p>
     <w:p>
       <w:pPr>
@@ -583,70 +570,22 @@
           <w:sz w:val="22"/>
           <w:szCs w:val="22"/>
         </w:rPr>
-        <w:t xml:space="preserve">public class </w:t>
-      </w:r>
-      <w:proofErr w:type="spellStart"/>
-      <w:r>
-        <w:rPr>
-          <w:sz w:val="22"/>
-          <w:szCs w:val="22"/>
-        </w:rPr>
-        <w:t>HealthMetrics</w:t>
-      </w:r>
-      <w:proofErr w:type="spellEnd"/>
-      <w:r>
-        <w:rPr>
-          <w:sz w:val="22"/>
-          <w:szCs w:val="22"/>
-        </w:rPr>
-        <w:t xml:space="preserve"> {</w:t>
-      </w:r>
-    </w:p>
-    <w:p>
-      <w:pPr>
-        <w:rPr>
-          <w:sz w:val="22"/>
-          <w:szCs w:val="22"/>
-        </w:rPr>
-      </w:pPr>
-      <w:r>
-        <w:rPr>
-          <w:sz w:val="22"/>
-          <w:szCs w:val="22"/>
-        </w:rPr>
-        <w:t xml:space="preserve">    public static void </w:t>
-      </w:r>
-      <w:proofErr w:type="gramStart"/>
-      <w:r>
-        <w:rPr>
-          <w:sz w:val="22"/>
-          <w:szCs w:val="22"/>
-        </w:rPr>
-        <w:t>main(String[</w:t>
-      </w:r>
-      <w:proofErr w:type="gramEnd"/>
-      <w:r>
-        <w:rPr>
-          <w:sz w:val="22"/>
-          <w:szCs w:val="22"/>
-        </w:rPr>
-        <w:t xml:space="preserve">] </w:t>
-      </w:r>
-      <w:proofErr w:type="spellStart"/>
-      <w:r>
-        <w:rPr>
-          <w:sz w:val="22"/>
-          <w:szCs w:val="22"/>
-        </w:rPr>
-        <w:t>args</w:t>
-      </w:r>
-      <w:proofErr w:type="spellEnd"/>
-      <w:r>
-        <w:rPr>
-          <w:sz w:val="22"/>
-          <w:szCs w:val="22"/>
-        </w:rPr>
-        <w:t>) {</w:t>
+        <w:t>public class HealthMetrics {</w:t>
+      </w:r>
+    </w:p>
+    <w:p>
+      <w:pPr>
+        <w:rPr>
+          <w:sz w:val="22"/>
+          <w:szCs w:val="22"/>
+        </w:rPr>
+      </w:pPr>
+      <w:r>
+        <w:rPr>
+          <w:sz w:val="22"/>
+          <w:szCs w:val="22"/>
+        </w:rPr>
+        <w:t xml:space="preserve">    public static void main(String[] args) {</w:t>
       </w:r>
     </w:p>
     <w:p>
@@ -729,101 +668,37 @@
           <w:sz w:val="22"/>
           <w:szCs w:val="22"/>
         </w:rPr>
-        <w:t xml:space="preserve">        double </w:t>
-      </w:r>
-      <w:proofErr w:type="spellStart"/>
-      <w:r>
-        <w:rPr>
-          <w:sz w:val="22"/>
-          <w:szCs w:val="22"/>
-        </w:rPr>
-        <w:t>bmi</w:t>
-      </w:r>
-      <w:proofErr w:type="spellEnd"/>
-      <w:r>
-        <w:rPr>
-          <w:sz w:val="22"/>
-          <w:szCs w:val="22"/>
-        </w:rPr>
-        <w:t xml:space="preserve"> = weight / (height * height);</w:t>
-      </w:r>
-    </w:p>
-    <w:p>
-      <w:pPr>
-        <w:rPr>
-          <w:sz w:val="22"/>
-          <w:szCs w:val="22"/>
-        </w:rPr>
-      </w:pPr>
-      <w:r>
-        <w:rPr>
-          <w:sz w:val="22"/>
-          <w:szCs w:val="22"/>
-        </w:rPr>
-        <w:t xml:space="preserve">        int </w:t>
-      </w:r>
-      <w:proofErr w:type="spellStart"/>
-      <w:r>
-        <w:rPr>
-          <w:sz w:val="22"/>
-          <w:szCs w:val="22"/>
-        </w:rPr>
-        <w:t>pulsePlus</w:t>
-      </w:r>
-      <w:proofErr w:type="spellEnd"/>
-      <w:r>
-        <w:rPr>
-          <w:sz w:val="22"/>
-          <w:szCs w:val="22"/>
-        </w:rPr>
-        <w:t xml:space="preserve"> = pulse + 5;</w:t>
-      </w:r>
-    </w:p>
-    <w:p>
-      <w:pPr>
-        <w:rPr>
-          <w:sz w:val="22"/>
-          <w:szCs w:val="22"/>
-        </w:rPr>
-      </w:pPr>
-      <w:r>
-        <w:rPr>
-          <w:sz w:val="22"/>
-          <w:szCs w:val="22"/>
-        </w:rPr>
-        <w:t xml:space="preserve">        </w:t>
-      </w:r>
-      <w:proofErr w:type="spellStart"/>
-      <w:r>
-        <w:rPr>
-          <w:sz w:val="22"/>
-          <w:szCs w:val="22"/>
-        </w:rPr>
-        <w:t>boolean</w:t>
-      </w:r>
-      <w:proofErr w:type="spellEnd"/>
-      <w:r>
-        <w:rPr>
-          <w:sz w:val="22"/>
-          <w:szCs w:val="22"/>
-        </w:rPr>
-        <w:t xml:space="preserve"> </w:t>
-      </w:r>
-      <w:proofErr w:type="spellStart"/>
-      <w:r>
-        <w:rPr>
-          <w:sz w:val="22"/>
-          <w:szCs w:val="22"/>
-        </w:rPr>
-        <w:t>normalPulse</w:t>
-      </w:r>
-      <w:proofErr w:type="spellEnd"/>
-      <w:r>
-        <w:rPr>
-          <w:sz w:val="22"/>
-          <w:szCs w:val="22"/>
-        </w:rPr>
-        <w:t xml:space="preserve"> = pulse &gt;= 60 &amp;&amp; pulse &lt;= 100;</w:t>
+        <w:t xml:space="preserve">        double bmi = weight / (height * height);</w:t>
+      </w:r>
+    </w:p>
+    <w:p>
+      <w:pPr>
+        <w:rPr>
+          <w:sz w:val="22"/>
+          <w:szCs w:val="22"/>
+        </w:rPr>
+      </w:pPr>
+      <w:r>
+        <w:rPr>
+          <w:sz w:val="22"/>
+          <w:szCs w:val="22"/>
+        </w:rPr>
+        <w:t xml:space="preserve">        int pulsePlus = pulse + 5;</w:t>
+      </w:r>
+    </w:p>
+    <w:p>
+      <w:pPr>
+        <w:rPr>
+          <w:sz w:val="22"/>
+          <w:szCs w:val="22"/>
+        </w:rPr>
+      </w:pPr>
+      <w:r>
+        <w:rPr>
+          <w:sz w:val="22"/>
+          <w:szCs w:val="22"/>
+        </w:rPr>
+        <w:t xml:space="preserve">        boolean normalPulse = pulse &gt;= 60 &amp;&amp; pulse &lt;= 100;</w:t>
       </w:r>
     </w:p>
     <w:p>
@@ -884,328 +759,120 @@
           <w:sz w:val="22"/>
           <w:szCs w:val="22"/>
         </w:rPr>
-        <w:t xml:space="preserve">        double </w:t>
-      </w:r>
-      <w:proofErr w:type="spellStart"/>
-      <w:r>
-        <w:rPr>
-          <w:sz w:val="22"/>
-          <w:szCs w:val="22"/>
-        </w:rPr>
-        <w:t>integerToDouble</w:t>
-      </w:r>
-      <w:proofErr w:type="spellEnd"/>
-      <w:r>
-        <w:rPr>
-          <w:sz w:val="22"/>
-          <w:szCs w:val="22"/>
-        </w:rPr>
-        <w:t xml:space="preserve"> = pulse;</w:t>
-      </w:r>
-    </w:p>
-    <w:p>
-      <w:pPr>
-        <w:rPr>
-          <w:sz w:val="22"/>
-          <w:szCs w:val="22"/>
-        </w:rPr>
-      </w:pPr>
-      <w:r>
-        <w:rPr>
-          <w:sz w:val="22"/>
-          <w:szCs w:val="22"/>
-        </w:rPr>
-        <w:t xml:space="preserve">        int </w:t>
-      </w:r>
-      <w:proofErr w:type="spellStart"/>
-      <w:r>
-        <w:rPr>
-          <w:sz w:val="22"/>
-          <w:szCs w:val="22"/>
-        </w:rPr>
-        <w:t>doubleToInteger</w:t>
-      </w:r>
-      <w:proofErr w:type="spellEnd"/>
-      <w:r>
-        <w:rPr>
-          <w:sz w:val="22"/>
-          <w:szCs w:val="22"/>
-        </w:rPr>
-        <w:t xml:space="preserve"> = (int) weight;</w:t>
-      </w:r>
-    </w:p>
-    <w:p>
-      <w:pPr>
-        <w:rPr>
-          <w:sz w:val="22"/>
-          <w:szCs w:val="22"/>
-        </w:rPr>
-      </w:pPr>
-    </w:p>
-    <w:p>
-      <w:pPr>
-        <w:rPr>
-          <w:sz w:val="22"/>
-          <w:szCs w:val="22"/>
-        </w:rPr>
-      </w:pPr>
-      <w:r>
-        <w:rPr>
-          <w:sz w:val="22"/>
-          <w:szCs w:val="22"/>
-        </w:rPr>
-        <w:t xml:space="preserve">        </w:t>
-      </w:r>
-      <w:proofErr w:type="spellStart"/>
-      <w:r>
-        <w:rPr>
-          <w:sz w:val="22"/>
-          <w:szCs w:val="22"/>
-        </w:rPr>
-        <w:t>System.out.println</w:t>
-      </w:r>
-      <w:proofErr w:type="spellEnd"/>
-      <w:r>
-        <w:rPr>
-          <w:sz w:val="22"/>
-          <w:szCs w:val="22"/>
-        </w:rPr>
-        <w:t xml:space="preserve">("BMI = " + </w:t>
-      </w:r>
-      <w:proofErr w:type="spellStart"/>
-      <w:r>
-        <w:rPr>
-          <w:sz w:val="22"/>
-          <w:szCs w:val="22"/>
-        </w:rPr>
-        <w:t>bmi</w:t>
-      </w:r>
-      <w:proofErr w:type="spellEnd"/>
-      <w:r>
-        <w:rPr>
-          <w:sz w:val="22"/>
-          <w:szCs w:val="22"/>
-        </w:rPr>
-        <w:t>);</w:t>
-      </w:r>
-    </w:p>
-    <w:p>
-      <w:pPr>
-        <w:rPr>
-          <w:sz w:val="22"/>
-          <w:szCs w:val="22"/>
-        </w:rPr>
-      </w:pPr>
-      <w:r>
-        <w:rPr>
-          <w:sz w:val="22"/>
-          <w:szCs w:val="22"/>
-        </w:rPr>
-        <w:t xml:space="preserve">        </w:t>
-      </w:r>
-      <w:proofErr w:type="spellStart"/>
-      <w:r>
-        <w:rPr>
-          <w:sz w:val="22"/>
-          <w:szCs w:val="22"/>
-        </w:rPr>
-        <w:t>System.out.println</w:t>
-      </w:r>
-      <w:proofErr w:type="spellEnd"/>
-      <w:r>
-        <w:rPr>
-          <w:sz w:val="22"/>
-          <w:szCs w:val="22"/>
-        </w:rPr>
-        <w:t xml:space="preserve">("Pulse + 5 = " + </w:t>
-      </w:r>
-      <w:proofErr w:type="spellStart"/>
-      <w:r>
-        <w:rPr>
-          <w:sz w:val="22"/>
-          <w:szCs w:val="22"/>
-        </w:rPr>
-        <w:t>pulsePlus</w:t>
-      </w:r>
-      <w:proofErr w:type="spellEnd"/>
-      <w:r>
-        <w:rPr>
-          <w:sz w:val="22"/>
-          <w:szCs w:val="22"/>
-        </w:rPr>
-        <w:t>);</w:t>
-      </w:r>
-    </w:p>
-    <w:p>
-      <w:pPr>
-        <w:rPr>
-          <w:sz w:val="22"/>
-          <w:szCs w:val="22"/>
-        </w:rPr>
-      </w:pPr>
-      <w:r>
-        <w:rPr>
-          <w:sz w:val="22"/>
-          <w:szCs w:val="22"/>
-        </w:rPr>
-        <w:t xml:space="preserve">        </w:t>
-      </w:r>
-      <w:proofErr w:type="spellStart"/>
-      <w:r>
-        <w:rPr>
-          <w:sz w:val="22"/>
-          <w:szCs w:val="22"/>
-        </w:rPr>
-        <w:t>System.out.println</w:t>
-      </w:r>
-      <w:proofErr w:type="spellEnd"/>
-      <w:r>
-        <w:rPr>
-          <w:sz w:val="22"/>
-          <w:szCs w:val="22"/>
-        </w:rPr>
-        <w:t xml:space="preserve">("Pulse in normal range = " + </w:t>
-      </w:r>
-      <w:proofErr w:type="spellStart"/>
-      <w:r>
-        <w:rPr>
-          <w:sz w:val="22"/>
-          <w:szCs w:val="22"/>
-        </w:rPr>
-        <w:t>normalPulse</w:t>
-      </w:r>
-      <w:proofErr w:type="spellEnd"/>
-      <w:r>
-        <w:rPr>
-          <w:sz w:val="22"/>
-          <w:szCs w:val="22"/>
-        </w:rPr>
-        <w:t>);</w:t>
-      </w:r>
-    </w:p>
-    <w:p>
-      <w:pPr>
-        <w:rPr>
-          <w:sz w:val="22"/>
-          <w:szCs w:val="22"/>
-        </w:rPr>
-      </w:pPr>
-      <w:r>
-        <w:rPr>
-          <w:sz w:val="22"/>
-          <w:szCs w:val="22"/>
-        </w:rPr>
-        <w:t xml:space="preserve">        </w:t>
-      </w:r>
-      <w:proofErr w:type="spellStart"/>
-      <w:r>
-        <w:rPr>
-          <w:sz w:val="22"/>
-          <w:szCs w:val="22"/>
-        </w:rPr>
-        <w:t>System.out.println</w:t>
-      </w:r>
-      <w:proofErr w:type="spellEnd"/>
-      <w:r>
-        <w:rPr>
-          <w:sz w:val="22"/>
-          <w:szCs w:val="22"/>
-        </w:rPr>
-        <w:t>("40 &gt;&gt;&gt; 2 = " + shifted);</w:t>
-      </w:r>
-    </w:p>
-    <w:p>
-      <w:pPr>
-        <w:rPr>
-          <w:sz w:val="22"/>
-          <w:szCs w:val="22"/>
-        </w:rPr>
-      </w:pPr>
-      <w:r>
-        <w:rPr>
-          <w:sz w:val="22"/>
-          <w:szCs w:val="22"/>
-        </w:rPr>
-        <w:t xml:space="preserve">        </w:t>
-      </w:r>
-      <w:proofErr w:type="spellStart"/>
-      <w:r>
-        <w:rPr>
-          <w:sz w:val="22"/>
-          <w:szCs w:val="22"/>
-        </w:rPr>
-        <w:t>System.out.println</w:t>
-      </w:r>
-      <w:proofErr w:type="spellEnd"/>
-      <w:r>
-        <w:rPr>
-          <w:sz w:val="22"/>
-          <w:szCs w:val="22"/>
-        </w:rPr>
-        <w:t xml:space="preserve">("Widening conversion = " + </w:t>
-      </w:r>
-      <w:proofErr w:type="spellStart"/>
-      <w:r>
-        <w:rPr>
-          <w:sz w:val="22"/>
-          <w:szCs w:val="22"/>
-        </w:rPr>
-        <w:t>integerToDouble</w:t>
-      </w:r>
-      <w:proofErr w:type="spellEnd"/>
-      <w:r>
-        <w:rPr>
-          <w:sz w:val="22"/>
-          <w:szCs w:val="22"/>
-        </w:rPr>
-        <w:t>);</w:t>
-      </w:r>
-    </w:p>
-    <w:p>
-      <w:pPr>
-        <w:rPr>
-          <w:sz w:val="22"/>
-          <w:szCs w:val="22"/>
-        </w:rPr>
-      </w:pPr>
-      <w:r>
-        <w:rPr>
-          <w:sz w:val="22"/>
-          <w:szCs w:val="22"/>
-        </w:rPr>
-        <w:t xml:space="preserve">        </w:t>
-      </w:r>
-      <w:proofErr w:type="spellStart"/>
-      <w:r>
-        <w:rPr>
-          <w:sz w:val="22"/>
-          <w:szCs w:val="22"/>
-        </w:rPr>
-        <w:t>System.out.println</w:t>
-      </w:r>
-      <w:proofErr w:type="spellEnd"/>
-      <w:r>
-        <w:rPr>
-          <w:sz w:val="22"/>
-          <w:szCs w:val="22"/>
-        </w:rPr>
-        <w:t xml:space="preserve">("Narrowing conversion = " + </w:t>
-      </w:r>
-      <w:proofErr w:type="spellStart"/>
-      <w:r>
-        <w:rPr>
-          <w:sz w:val="22"/>
-          <w:szCs w:val="22"/>
-        </w:rPr>
-        <w:t>doubleToInteger</w:t>
-      </w:r>
-      <w:proofErr w:type="spellEnd"/>
-      <w:r>
-        <w:rPr>
-          <w:sz w:val="22"/>
-          <w:szCs w:val="22"/>
-        </w:rPr>
-        <w:t>);</w:t>
+        <w:t xml:space="preserve">        double integerToDouble = pulse;</w:t>
+      </w:r>
+    </w:p>
+    <w:p>
+      <w:pPr>
+        <w:rPr>
+          <w:sz w:val="22"/>
+          <w:szCs w:val="22"/>
+        </w:rPr>
+      </w:pPr>
+      <w:r>
+        <w:rPr>
+          <w:sz w:val="22"/>
+          <w:szCs w:val="22"/>
+        </w:rPr>
+        <w:t xml:space="preserve">        int doubleToInteger = (int) weight;</w:t>
+      </w:r>
+    </w:p>
+    <w:p>
+      <w:pPr>
+        <w:rPr>
+          <w:sz w:val="22"/>
+          <w:szCs w:val="22"/>
+        </w:rPr>
+      </w:pPr>
+    </w:p>
+    <w:p>
+      <w:pPr>
+        <w:rPr>
+          <w:sz w:val="22"/>
+          <w:szCs w:val="22"/>
+        </w:rPr>
+      </w:pPr>
+      <w:r>
+        <w:rPr>
+          <w:sz w:val="22"/>
+          <w:szCs w:val="22"/>
+        </w:rPr>
+        <w:t xml:space="preserve">        System.out.println("BMI = " + bmi);</w:t>
+      </w:r>
+    </w:p>
+    <w:p>
+      <w:pPr>
+        <w:rPr>
+          <w:sz w:val="22"/>
+          <w:szCs w:val="22"/>
+        </w:rPr>
+      </w:pPr>
+      <w:r>
+        <w:rPr>
+          <w:sz w:val="22"/>
+          <w:szCs w:val="22"/>
+        </w:rPr>
+        <w:t xml:space="preserve">        System.out.println("Pulse + 5 = " + pulsePlus);</w:t>
+      </w:r>
+    </w:p>
+    <w:p>
+      <w:pPr>
+        <w:rPr>
+          <w:sz w:val="22"/>
+          <w:szCs w:val="22"/>
+        </w:rPr>
+      </w:pPr>
+      <w:r>
+        <w:rPr>
+          <w:sz w:val="22"/>
+          <w:szCs w:val="22"/>
+        </w:rPr>
+        <w:t xml:space="preserve">        System.out.println("Pulse in normal range = " + normalPulse);</w:t>
+      </w:r>
+    </w:p>
+    <w:p>
+      <w:pPr>
+        <w:rPr>
+          <w:sz w:val="22"/>
+          <w:szCs w:val="22"/>
+        </w:rPr>
+      </w:pPr>
+      <w:r>
+        <w:rPr>
+          <w:sz w:val="22"/>
+          <w:szCs w:val="22"/>
+        </w:rPr>
+        <w:t xml:space="preserve">        System.out.println("40 &gt;&gt;&gt; 2 = " + shifted);</w:t>
+      </w:r>
+    </w:p>
+    <w:p>
+      <w:pPr>
+        <w:rPr>
+          <w:sz w:val="22"/>
+          <w:szCs w:val="22"/>
+        </w:rPr>
+      </w:pPr>
+      <w:r>
+        <w:rPr>
+          <w:sz w:val="22"/>
+          <w:szCs w:val="22"/>
+        </w:rPr>
+        <w:t xml:space="preserve">        System.out.println("Widening conversion = " + integerToDouble);</w:t>
+      </w:r>
+    </w:p>
+    <w:p>
+      <w:pPr>
+        <w:rPr>
+          <w:sz w:val="22"/>
+          <w:szCs w:val="22"/>
+        </w:rPr>
+      </w:pPr>
+      <w:r>
+        <w:rPr>
+          <w:sz w:val="22"/>
+          <w:szCs w:val="22"/>
+        </w:rPr>
+        <w:t xml:space="preserve">        System.out.println("Narrowing conversion = " + doubleToInteger);</w:t>
       </w:r>
     </w:p>
     <w:p>
@@ -1262,6 +929,7 @@
       </w:pPr>
       <w:r>
         <w:rPr>
+          <w:noProof/>
           <w:sz w:val="22"/>
           <w:szCs w:val="22"/>
         </w:rPr>
@@ -1782,7 +1450,6 @@
         </w:rPr>
         <w:t xml:space="preserve">, and </w:t>
       </w:r>
-      <w:proofErr w:type="spellStart"/>
       <w:r>
         <w:rPr>
           <w:rStyle w:val="HTMLCode"/>
@@ -1791,7 +1458,6 @@
         </w:rPr>
         <w:t>boolean</w:t>
       </w:r>
-      <w:proofErr w:type="spellEnd"/>
       <w:r>
         <w:rPr>
           <w:sz w:val="22"/>
@@ -1985,23 +1651,13 @@
           <w:lang w:val="en-IN"/>
         </w:rPr>
       </w:pPr>
-      <w:proofErr w:type="spellStart"/>
-      <w:r>
-        <w:rPr>
-          <w:sz w:val="22"/>
-          <w:szCs w:val="22"/>
-          <w:lang w:val="en-IN"/>
-        </w:rPr>
-        <w:t>System.out.println</w:t>
-      </w:r>
-      <w:proofErr w:type="spellEnd"/>
-      <w:r>
-        <w:rPr>
-          <w:sz w:val="22"/>
-          <w:szCs w:val="22"/>
-          <w:lang w:val="en-IN"/>
-        </w:rPr>
-        <w:t>(result);</w:t>
+      <w:r>
+        <w:rPr>
+          <w:sz w:val="22"/>
+          <w:szCs w:val="22"/>
+          <w:lang w:val="en-IN"/>
+        </w:rPr>
+        <w:t>System.out.println(result);</w:t>
       </w:r>
     </w:p>
     <w:p>
@@ -2110,23 +1766,13 @@
           <w:lang w:val="en-IN"/>
         </w:rPr>
       </w:pPr>
-      <w:proofErr w:type="spellStart"/>
-      <w:r>
-        <w:rPr>
-          <w:sz w:val="22"/>
-          <w:szCs w:val="22"/>
-          <w:lang w:val="en-IN"/>
-        </w:rPr>
-        <w:t>System.out.println</w:t>
-      </w:r>
-      <w:proofErr w:type="spellEnd"/>
-      <w:r>
-        <w:rPr>
-          <w:sz w:val="22"/>
-          <w:szCs w:val="22"/>
-          <w:lang w:val="en-IN"/>
-        </w:rPr>
-        <w:t>(flags &gt;&gt;&gt; 2);</w:t>
+      <w:r>
+        <w:rPr>
+          <w:sz w:val="22"/>
+          <w:szCs w:val="22"/>
+          <w:lang w:val="en-IN"/>
+        </w:rPr>
+        <w:t>System.out.println(flags &gt;&gt;&gt; 2);</w:t>
       </w:r>
     </w:p>
     <w:p>
@@ -3107,6 +2753,7 @@
   <w:style w:type="character" w:default="1" w:styleId="DefaultParagraphFont">
     <w:name w:val="Default Paragraph Font"/>
     <w:uiPriority w:val="1"/>
+    <w:semiHidden/>
     <w:unhideWhenUsed/>
   </w:style>
   <w:style w:type="table" w:default="1" w:styleId="TableNormal">
